--- a/2-04.민사소송법/02.문제/00.문제(풀이제외)/[기출][2015-2]제1심 소송사건을 재판권 행사의 정도에 따라 단독판사와 합의부에 배분하는 사물관할.docx
+++ b/2-04.민사소송법/02.문제/00.문제(풀이제외)/[기출][2015-2]제1심 소송사건을 재판권 행사의 정도에 따라 단독판사와 합의부에 배분하는 사물관할.docx
@@ -20,19 +20,17 @@
         <w:jc w:val="both"/>
       </w:pPr>
       <w:r>
+        <w:t xml:space="preserve">【문제2】 사물관할에 </w:t>
+      </w:r>
+      <w:r>
         <w:rPr>
           <w:rFonts w:hint="eastAsia"/>
         </w:rPr>
-        <w:t>【문제</w:t>
+        <w:t>대</w:t>
       </w:r>
       <w:r>
-        <w:t>1.1】 민사소송법의 법적 성격에 대해서 논하시오. (25점)</w:t>
+        <w:t>하여 설명하시오. (25점)</w:t>
       </w:r>
-    </w:p>
-    <w:p>
-      <w:pPr>
-        <w:jc w:val="both"/>
-      </w:pPr>
     </w:p>
     <w:p>
       <w:pPr>
